--- a/Filings/Discovery/FirstSetDiscovey/Plaintiffs_First_Set_of_Interrogatories_to_FIE.docx
+++ b/Filings/Discovery/FirstSetDiscovey/Plaintiffs_First_Set_of_Interrogatories_to_FIE.docx
@@ -950,6 +950,38 @@
     </w:p>
     <w:p>
       <w:pPr>
+        <w:spacing w:after="0" w:before="120"/>
+      </w:pPr>
+      <w:r>
+        <w:t>17756 George Moran Dr.</w:t>
+      </w:r>
+    </w:p>
+    <w:p>
+      <w:pPr>
+        <w:spacing w:after="0" w:before="120"/>
+      </w:pPr>
+      <w:r>
+        <w:t>Eden Prairie, MN 55347</w:t>
+      </w:r>
+    </w:p>
+    <w:p>
+      <w:pPr>
+        <w:spacing w:after="0" w:before="120"/>
+      </w:pPr>
+      <w:r>
+        <w:t>Telephone: 763-843-2859</w:t>
+      </w:r>
+    </w:p>
+    <w:p>
+      <w:pPr>
+        <w:spacing w:after="0" w:before="120"/>
+      </w:pPr>
+      <w:r>
+        <w:t>Email: bill_y_lu@yahoo.com</w:t>
+      </w:r>
+    </w:p>
+    <w:p>
+      <w:pPr>
         <w:spacing w:after="0" w:before="240"/>
       </w:pPr>
       <w:r>
@@ -992,7 +1024,15 @@
         <w:spacing w:after="0"/>
       </w:pPr>
       <w:r>
-        <w:t xml:space="preserve">Telephone: ______________   Email: ______________</w:t>
+        <w:t>Telephone: 763-843-2860</w:t>
+      </w:r>
+    </w:p>
+    <w:p>
+      <w:pPr>
+        <w:spacing w:after="0" w:before="120"/>
+      </w:pPr>
+      <w:r>
+        <w:t>Email: jie_h_hu@yahoo.com</w:t>
       </w:r>
     </w:p>
     <w:p>
@@ -1023,7 +1063,7 @@
         <w:t xml:space="preserve">Plaintiffs’ First Set of Interrogatories to Defendant Fire Insurance Exchange</w:t>
       </w:r>
       <w:r>
-        <w:t xml:space="preserve"> was served upon Defendant, through its attorney of record (or upon Defendant directly if no attorney has appeared), by ______________ [e-service through the Minnesota eFS system / email / U.S. Mail], at ______________, in accordance with Minn. R. Civ. P. 5. These discovery requests are served, not filed, in accordance with Minn. R. Civ. P. 5.04.</w:t>
+        <w:t xml:space="preserve"> was served upon Defendant, through its attorney of record (or upon Defendant directly if no attorney has appeared), by ______________ [e-service through the Minnesota eFS system / email / U.S. Mail], at ______________, in accordance with Minn. R. Civ. P. 5. These discovery requests are served, not filed, in accordance with Minn. R. Civ. P. 5.04(b).</w:t>
       </w:r>
     </w:p>
     <w:p>

--- a/Filings/Discovery/FirstSetDiscovey/Plaintiffs_First_Set_of_Interrogatories_to_FIE.docx
+++ b/Filings/Discovery/FirstSetDiscovey/Plaintiffs_First_Set_of_Interrogatories_to_FIE.docx
@@ -308,8 +308,8 @@
     </w:p>
     <w:p>
       <w:pPr>
-        <w:spacing w:after="120" w:line="276"/>
-        <w:ind w:left="360" w:hanging="360"/>
+        <w:spacing w:after="160" w:line="276"/>
+        <w:ind w:left="720" w:hanging="720"/>
       </w:pPr>
       <w:r>
         <w:rPr>
@@ -324,8 +324,8 @@
     </w:p>
     <w:p>
       <w:pPr>
-        <w:spacing w:after="120" w:line="276"/>
-        <w:ind w:left="360" w:hanging="360"/>
+        <w:spacing w:after="160" w:line="276"/>
+        <w:ind w:left="720" w:hanging="720"/>
       </w:pPr>
       <w:r>
         <w:rPr>
@@ -340,8 +340,8 @@
     </w:p>
     <w:p>
       <w:pPr>
-        <w:spacing w:after="120" w:line="276"/>
-        <w:ind w:left="360" w:hanging="360"/>
+        <w:spacing w:after="160" w:line="276"/>
+        <w:ind w:left="720" w:hanging="720"/>
       </w:pPr>
       <w:r>
         <w:rPr>
@@ -356,8 +356,8 @@
     </w:p>
     <w:p>
       <w:pPr>
-        <w:spacing w:after="120" w:line="276"/>
-        <w:ind w:left="360" w:hanging="360"/>
+        <w:spacing w:after="160" w:line="276"/>
+        <w:ind w:left="720" w:hanging="720"/>
       </w:pPr>
       <w:r>
         <w:rPr>
@@ -372,8 +372,8 @@
     </w:p>
     <w:p>
       <w:pPr>
-        <w:spacing w:after="120" w:line="276"/>
-        <w:ind w:left="360" w:hanging="360"/>
+        <w:spacing w:after="160" w:line="276"/>
+        <w:ind w:left="720" w:hanging="720"/>
       </w:pPr>
       <w:r>
         <w:rPr>
@@ -388,8 +388,8 @@
     </w:p>
     <w:p>
       <w:pPr>
-        <w:spacing w:after="120" w:line="276"/>
-        <w:ind w:left="360" w:hanging="360"/>
+        <w:spacing w:after="160" w:line="276"/>
+        <w:ind w:left="720" w:hanging="720"/>
       </w:pPr>
       <w:r>
         <w:rPr>
@@ -404,8 +404,8 @@
     </w:p>
     <w:p>
       <w:pPr>
-        <w:spacing w:after="120" w:line="276"/>
-        <w:ind w:left="360" w:hanging="360"/>
+        <w:spacing w:after="160" w:line="276"/>
+        <w:ind w:left="720" w:hanging="720"/>
       </w:pPr>
       <w:r>
         <w:rPr>
@@ -420,8 +420,8 @@
     </w:p>
     <w:p>
       <w:pPr>
-        <w:spacing w:after="120" w:line="276"/>
-        <w:ind w:left="360" w:hanging="360"/>
+        <w:spacing w:after="160" w:line="276"/>
+        <w:ind w:left="720" w:hanging="720"/>
       </w:pPr>
       <w:r>
         <w:rPr>
@@ -436,8 +436,8 @@
     </w:p>
     <w:p>
       <w:pPr>
-        <w:spacing w:after="120" w:line="276"/>
-        <w:ind w:left="360" w:hanging="360"/>
+        <w:spacing w:after="160" w:line="276"/>
+        <w:ind w:left="720" w:hanging="720"/>
       </w:pPr>
       <w:r>
         <w:rPr>
@@ -452,8 +452,8 @@
     </w:p>
     <w:p>
       <w:pPr>
-        <w:spacing w:after="120" w:line="276"/>
-        <w:ind w:left="360" w:hanging="360"/>
+        <w:spacing w:after="160" w:line="276"/>
+        <w:ind w:left="720" w:hanging="720"/>
       </w:pPr>
       <w:r>
         <w:rPr>
@@ -468,8 +468,8 @@
     </w:p>
     <w:p>
       <w:pPr>
-        <w:spacing w:after="120" w:line="276"/>
-        <w:ind w:left="360" w:hanging="360"/>
+        <w:spacing w:after="160" w:line="276"/>
+        <w:ind w:left="720" w:hanging="720"/>
       </w:pPr>
       <w:r>
         <w:rPr>
@@ -484,8 +484,8 @@
     </w:p>
     <w:p>
       <w:pPr>
-        <w:spacing w:after="120" w:line="276"/>
-        <w:ind w:left="360" w:hanging="360"/>
+        <w:spacing w:after="160" w:line="276"/>
+        <w:ind w:left="720" w:hanging="720"/>
       </w:pPr>
       <w:r>
         <w:rPr>
@@ -500,8 +500,8 @@
     </w:p>
     <w:p>
       <w:pPr>
-        <w:spacing w:after="120" w:line="276"/>
-        <w:ind w:left="360" w:hanging="360"/>
+        <w:spacing w:after="160" w:line="276"/>
+        <w:ind w:left="720" w:hanging="720"/>
       </w:pPr>
       <w:r>
         <w:rPr>
@@ -531,13 +531,15 @@
     <w:p>
       <w:pPr>
         <w:spacing w:after="160" w:line="276"/>
-      </w:pPr>
-      <w:r>
-        <w:rPr>
-          <w:b/>
-          <w:bCs/>
-        </w:rPr>
-        <w:t xml:space="preserve">1.  </w:t>
+        <w:ind w:left="720" w:hanging="720"/>
+      </w:pPr>
+      <w:r>
+        <w:rPr>
+          <w:b/>
+          <w:bCs/>
+        </w:rPr>
+        <w:t>1.</w:t>
+        <w:tab/>
       </w:r>
       <w:r>
         <w:t xml:space="preserve">Time period. Unless a particular request specifies otherwise, each request covers the period January 1, 2020 through the present.</w:t>
@@ -546,13 +548,15 @@
     <w:p>
       <w:pPr>
         <w:spacing w:after="160" w:line="276"/>
-      </w:pPr>
-      <w:r>
-        <w:rPr>
-          <w:b/>
-          <w:bCs/>
-        </w:rPr>
-        <w:t xml:space="preserve">2.  </w:t>
+        <w:ind w:left="720" w:hanging="720"/>
+      </w:pPr>
+      <w:r>
+        <w:rPr>
+          <w:b/>
+          <w:bCs/>
+        </w:rPr>
+        <w:t>2.</w:t>
+        <w:tab/>
       </w:r>
       <w:r>
         <w:t xml:space="preserve">Manner of answer. Each interrogatory must be answered separately, fully, in writing, and under oath, and the answers must be signed by the person making them, pursuant to Minn. R. Civ. P. 33.01.</w:t>
@@ -561,13 +565,15 @@
     <w:p>
       <w:pPr>
         <w:spacing w:after="160" w:line="276"/>
-      </w:pPr>
-      <w:r>
-        <w:rPr>
-          <w:b/>
-          <w:bCs/>
-        </w:rPr>
-        <w:t xml:space="preserve">3.  </w:t>
+        <w:ind w:left="720" w:hanging="720"/>
+      </w:pPr>
+      <w:r>
+        <w:rPr>
+          <w:b/>
+          <w:bCs/>
+        </w:rPr>
+        <w:t>3.</w:t>
+        <w:tab/>
       </w:r>
       <w:r>
         <w:t xml:space="preserve">Continuing duty. These interrogatories are continuing. You must seasonably supplement or correct Your answers pursuant to Minn. R. Civ. P. 26.05.</w:t>
@@ -576,13 +582,15 @@
     <w:p>
       <w:pPr>
         <w:spacing w:after="160" w:line="276"/>
-      </w:pPr>
-      <w:r>
-        <w:rPr>
-          <w:b/>
-          <w:bCs/>
-        </w:rPr>
-        <w:t xml:space="preserve">4.  </w:t>
+        <w:ind w:left="720" w:hanging="720"/>
+      </w:pPr>
+      <w:r>
+        <w:rPr>
+          <w:b/>
+          <w:bCs/>
+        </w:rPr>
+        <w:t>4.</w:t>
+        <w:tab/>
       </w:r>
       <w:r>
         <w:t xml:space="preserve">Privilege. If You withhold any information on a claim of privilege or protection, expressly state the claim and provide a privilege log describing the nature of the withheld material in a manner sufficient to enable Plaintiffs to assess the claim, pursuant to Minn. R. Civ. P. 26.02(f).</w:t>
@@ -591,13 +599,15 @@
     <w:p>
       <w:pPr>
         <w:spacing w:after="160" w:line="276"/>
-      </w:pPr>
-      <w:r>
-        <w:rPr>
-          <w:b/>
-          <w:bCs/>
-        </w:rPr>
-        <w:t xml:space="preserve">5.  </w:t>
+        <w:ind w:left="720" w:hanging="720"/>
+      </w:pPr>
+      <w:r>
+        <w:rPr>
+          <w:b/>
+          <w:bCs/>
+        </w:rPr>
+        <w:t>5.</w:t>
+        <w:tab/>
       </w:r>
       <w:r>
         <w:t xml:space="preserve">Option to produce records. If You elect to answer any interrogatory by producing business records under Minn. R. Civ. P. 33.01(d), specify the records to be produced in sufficient detail to permit Plaintiffs to locate and identify them as readily as You could.</w:t>
@@ -606,13 +616,15 @@
     <w:p>
       <w:pPr>
         <w:spacing w:after="160" w:line="276"/>
-      </w:pPr>
-      <w:r>
-        <w:rPr>
-          <w:b/>
-          <w:bCs/>
-        </w:rPr>
-        <w:t xml:space="preserve">6.  </w:t>
+        <w:ind w:left="720" w:hanging="720"/>
+      </w:pPr>
+      <w:r>
+        <w:rPr>
+          <w:b/>
+          <w:bCs/>
+        </w:rPr>
+        <w:t>6.</w:t>
+        <w:tab/>
       </w:r>
       <w:r>
         <w:t xml:space="preserve">No responsive information. If no information exists responsive to an interrogatory, state so expressly. If responsive information once existed but is no longer available, identify it, describe its disposition, and identify each person with knowledge.</w:t>
@@ -621,13 +633,15 @@
     <w:p>
       <w:pPr>
         <w:spacing w:after="160" w:line="276"/>
-      </w:pPr>
-      <w:r>
-        <w:rPr>
-          <w:b/>
-          <w:bCs/>
-        </w:rPr>
-        <w:t xml:space="preserve">7.  </w:t>
+        <w:ind w:left="720" w:hanging="720"/>
+      </w:pPr>
+      <w:r>
+        <w:rPr>
+          <w:b/>
+          <w:bCs/>
+        </w:rPr>
+        <w:t>7.</w:t>
+        <w:tab/>
       </w:r>
       <w:r>
         <w:t xml:space="preserve">Construction. The words "and" and "or" are both conjunctive and disjunctive; "each" includes "every"; and the singular includes the plural and vice versa, as necessary to bring within the scope of each interrogatory all answers that might otherwise be construed to be outside its scope.</w:t>
@@ -650,6 +664,7 @@
     <w:p>
       <w:pPr>
         <w:spacing w:after="160" w:line="276"/>
+        <w:ind w:left="720" w:hanging="720"/>
       </w:pPr>
       <w:r>
         <w:rPr>
@@ -665,6 +680,7 @@
     <w:p>
       <w:pPr>
         <w:spacing w:after="160" w:line="276"/>
+        <w:ind w:left="720" w:hanging="720"/>
       </w:pPr>
       <w:r>
         <w:rPr>
@@ -680,6 +696,7 @@
     <w:p>
       <w:pPr>
         <w:spacing w:after="160" w:line="276"/>
+        <w:ind w:left="720" w:hanging="720"/>
       </w:pPr>
       <w:r>
         <w:rPr>
@@ -695,6 +712,7 @@
     <w:p>
       <w:pPr>
         <w:spacing w:after="160" w:line="276"/>
+        <w:ind w:left="720" w:hanging="720"/>
       </w:pPr>
       <w:r>
         <w:rPr>
@@ -710,6 +728,7 @@
     <w:p>
       <w:pPr>
         <w:spacing w:after="160" w:line="276"/>
+        <w:ind w:left="720" w:hanging="720"/>
       </w:pPr>
       <w:r>
         <w:rPr>
@@ -725,6 +744,7 @@
     <w:p>
       <w:pPr>
         <w:spacing w:after="160" w:line="276"/>
+        <w:ind w:left="720" w:hanging="720"/>
       </w:pPr>
       <w:r>
         <w:rPr>
@@ -740,6 +760,7 @@
     <w:p>
       <w:pPr>
         <w:spacing w:after="160" w:line="276"/>
+        <w:ind w:left="720" w:hanging="720"/>
       </w:pPr>
       <w:r>
         <w:rPr>
@@ -755,6 +776,7 @@
     <w:p>
       <w:pPr>
         <w:spacing w:after="160" w:line="276"/>
+        <w:ind w:left="720" w:hanging="720"/>
       </w:pPr>
       <w:r>
         <w:rPr>
@@ -770,6 +792,7 @@
     <w:p>
       <w:pPr>
         <w:spacing w:after="160" w:line="276"/>
+        <w:ind w:left="720" w:hanging="720"/>
       </w:pPr>
       <w:r>
         <w:rPr>
@@ -785,6 +808,7 @@
     <w:p>
       <w:pPr>
         <w:spacing w:after="160" w:line="276"/>
+        <w:ind w:left="720" w:hanging="720"/>
       </w:pPr>
       <w:r>
         <w:rPr>
@@ -800,6 +824,7 @@
     <w:p>
       <w:pPr>
         <w:spacing w:after="160" w:line="276"/>
+        <w:ind w:left="720" w:hanging="720"/>
       </w:pPr>
       <w:r>
         <w:rPr>
@@ -815,6 +840,7 @@
     <w:p>
       <w:pPr>
         <w:spacing w:after="160" w:line="276"/>
+        <w:ind w:left="720" w:hanging="720"/>
       </w:pPr>
       <w:r>
         <w:rPr>
@@ -830,6 +856,7 @@
     <w:p>
       <w:pPr>
         <w:spacing w:after="160" w:line="276"/>
+        <w:ind w:left="720" w:hanging="720"/>
       </w:pPr>
       <w:r>
         <w:rPr>
@@ -845,6 +872,7 @@
     <w:p>
       <w:pPr>
         <w:spacing w:after="160" w:line="276"/>
+        <w:ind w:left="720" w:hanging="720"/>
       </w:pPr>
       <w:r>
         <w:rPr>
@@ -860,6 +888,7 @@
     <w:p>
       <w:pPr>
         <w:spacing w:after="160" w:line="276"/>
+        <w:ind w:left="720" w:hanging="720"/>
       </w:pPr>
       <w:r>
         <w:rPr>
@@ -875,6 +904,7 @@
     <w:p>
       <w:pPr>
         <w:spacing w:after="160" w:line="276"/>
+        <w:ind w:left="720" w:hanging="720"/>
       </w:pPr>
       <w:r>
         <w:rPr>
@@ -890,6 +920,7 @@
     <w:p>
       <w:pPr>
         <w:spacing w:after="160" w:before="0" w:line="240" w:lineRule="auto"/>
+        <w:ind w:left="720" w:hanging="720"/>
       </w:pPr>
       <w:r>
         <w:rPr>
@@ -1053,40 +1084,174 @@
         <w:spacing w:after="160" w:line="276"/>
       </w:pPr>
       <w:r>
-        <w:t xml:space="preserve">The undersigned certifies that on ______________, 2026, a true and correct copy of </w:t>
+        <w:rPr/>
+        <w:t>I, Yibiao Lu, state and declare as follows:</w:t>
+      </w:r>
+    </w:p>
+    <w:p>
+      <w:pPr>
+        <w:spacing w:after="160" w:line="276"/>
+        <w:ind w:left="720" w:hanging="720"/>
+      </w:pPr>
+      <w:r>
+        <w:rPr/>
+        <w:t>1.</w:t>
+        <w:tab/>
+        <w:t>I am over the age of 18 years and a Plaintiff in this action. I personally made the service described below by United States mail. Service of documents after the original summons may be made by a party by mail under Minn. R. Civ. P. 5.02, and such service by mail is complete upon mailing.</w:t>
+      </w:r>
+    </w:p>
+    <w:p>
+      <w:pPr>
+        <w:spacing w:after="160" w:line="276"/>
+        <w:ind w:left="720" w:hanging="720"/>
+      </w:pPr>
+      <w:r>
+        <w:rPr/>
+        <w:t>2.</w:t>
+        <w:tab/>
+        <w:t xml:space="preserve">On ______________, 2026, I served a true and correct copy of </w:t>
       </w:r>
       <w:r>
         <w:rPr>
           <w:i/>
-          <w:iCs/>
-        </w:rPr>
-        <w:t xml:space="preserve">Plaintiffs’ First Set of Interrogatories to Defendant Fire Insurance Exchange</w:t>
-      </w:r>
-      <w:r>
-        <w:t xml:space="preserve"> was served upon Defendant, through its attorney of record (or upon Defendant directly if no attorney has appeared), by ______________ [e-service through the Minnesota eFS system / email / U.S. Mail], at ______________, in accordance with Minn. R. Civ. P. 5. These discovery requests are served, not filed, in accordance with Minn. R. Civ. P. 5.04(b).</w:t>
-      </w:r>
-    </w:p>
-    <w:p>
-      <w:pPr>
-        <w:spacing w:after="0" w:before="240"/>
-      </w:pPr>
-      <w:r>
-        <w:t xml:space="preserve">______________________________</w:t>
-      </w:r>
-    </w:p>
-    <w:p>
-      <w:pPr>
-        <w:spacing w:after="0"/>
-      </w:pPr>
-      <w:r>
-        <w:t xml:space="preserve">Yibiao Lu, Plaintiff </w:t>
-      </w:r>
+        </w:rPr>
+        <w:t>Plaintiffs’ First Set of Interrogatories to Defendant Fire Insurance Exchange</w:t>
+      </w:r>
+      <w:r>
+        <w:rPr/>
+        <w:t xml:space="preserve"> upon Defendant's counsel of record by depositing it in the United States mail at Eden Prairie, Minnesota, in a sealed envelope with postage prepaid, addressed as follows:</w:t>
+      </w:r>
+    </w:p>
+    <w:p>
+      <w:pPr>
+        <w:spacing w:after="80" w:line="276"/>
+        <w:ind w:left="1080"/>
+      </w:pPr>
+      <w:r>
+        <w:rPr/>
+        <w:t>Kevin J. Kennedy (#193872)</w:t>
+      </w:r>
+    </w:p>
+    <w:p>
+      <w:pPr>
+        <w:spacing w:after="80" w:line="276"/>
+        <w:ind w:left="1080"/>
+      </w:pPr>
+      <w:r>
+        <w:rPr/>
+        <w:t>Mary J. Baskfield (#0314572)</w:t>
+      </w:r>
+    </w:p>
+    <w:p>
+      <w:pPr>
+        <w:spacing w:after="80" w:line="276"/>
+        <w:ind w:left="1080"/>
+      </w:pPr>
+      <w:r>
+        <w:rPr/>
+        <w:t>KENNEDY LAW FIRM P.C.</w:t>
+      </w:r>
+    </w:p>
+    <w:p>
+      <w:pPr>
+        <w:spacing w:after="80" w:line="276"/>
+        <w:ind w:left="1080"/>
+      </w:pPr>
+      <w:r>
+        <w:rPr/>
+        <w:t>7616 Currell Blvd., Suite 270</w:t>
+      </w:r>
+    </w:p>
+    <w:p>
+      <w:pPr>
+        <w:spacing w:after="80" w:line="276"/>
+        <w:ind w:left="1080"/>
+      </w:pPr>
+      <w:r>
+        <w:rPr/>
+        <w:t>Woodbury, MN 55125</w:t>
+      </w:r>
+    </w:p>
+    <w:p>
+      <w:pPr>
+        <w:spacing w:after="80" w:line="276"/>
+        <w:ind w:left="1080"/>
+      </w:pPr>
       <w:r>
         <w:rPr>
           <w:i/>
-          <w:iCs/>
-        </w:rPr>
-        <w:t xml:space="preserve">pro se</w:t>
+        </w:rPr>
+        <w:t>Counsel for Defendant Fire Insurance Exchange</w:t>
+      </w:r>
+    </w:p>
+    <w:p>
+      <w:pPr>
+        <w:spacing w:after="160" w:line="276"/>
+        <w:ind w:left="720" w:hanging="720"/>
+      </w:pPr>
+      <w:r>
+        <w:rPr/>
+        <w:t>3.</w:t>
+        <w:tab/>
+        <w:t>These discovery requests are served, not filed, in accordance with Minn. R. Civ. P. 5.04(b).</w:t>
+      </w:r>
+    </w:p>
+    <w:p>
+      <w:pPr>
+        <w:spacing w:after="160" w:line="276"/>
+      </w:pPr>
+      <w:r>
+        <w:rPr/>
+        <w:t>I declare under penalty of perjury that everything I have stated in this document is true and correct. Minn. Stat. § 358.116.</w:t>
+      </w:r>
+    </w:p>
+    <w:p>
+      <w:pPr>
+        <w:spacing w:after="160" w:line="276"/>
+      </w:pPr>
+      <w:r>
+        <w:rPr/>
+        <w:t>Dated: ______________, 2026, at Eden Prairie, Hennepin County, Minnesota.</w:t>
+      </w:r>
+    </w:p>
+    <w:p>
+      <w:pPr>
+        <w:spacing w:after="160" w:line="276"/>
+      </w:pPr>
+      <w:r>
+        <w:rPr/>
+        <w:t>____________________________________</w:t>
+      </w:r>
+    </w:p>
+    <w:p>
+      <w:pPr>
+        <w:spacing w:after="160" w:line="276"/>
+      </w:pPr>
+      <w:r>
+        <w:rPr>
+          <w:i/>
+        </w:rPr>
+        <w:t>Signature of person who served the documents</w:t>
+      </w:r>
+    </w:p>
+    <w:p>
+      <w:pPr>
+        <w:spacing w:after="160" w:line="276"/>
+      </w:pPr>
+      <w:r>
+        <w:rPr/>
+        <w:t>Yibiao Lu</w:t>
+      </w:r>
+    </w:p>
+    <w:p>
+      <w:pPr>
+        <w:spacing w:after="160" w:line="276"/>
+      </w:pPr>
+      <w:r>
+        <w:rPr>
+          <w:i/>
+        </w:rPr>
+        <w:t>Printed name</w:t>
       </w:r>
     </w:p>
     <w:sectPr>
